--- a/assets/downloads/simulation-7/presimulation-activity-4-anatomy.docx
+++ b/assets/downloads/simulation-7/presimulation-activity-4-anatomy.docx
@@ -1,42 +1,26 @@
 
 <file path=word/document.xml><?xml version="1.0" encoding="utf-8"?>
-<w:document xmlns:wpc="http://schemas.microsoft.com/office/word/2010/wordprocessingCanvas" xmlns:cx="http://schemas.microsoft.com/office/drawing/2014/chartex" xmlns:cx1="http://schemas.microsoft.com/office/drawing/2015/9/8/chartex" xmlns:cx2="http://schemas.microsoft.com/office/drawing/2015/10/21/chartex" xmlns:cx3="http://schemas.microsoft.com/office/drawing/2016/5/9/chartex" xmlns:cx4="http://schemas.microsoft.com/office/drawing/2016/5/10/chartex" xmlns:cx5="http://schemas.microsoft.com/office/drawing/2016/5/11/chartex" xmlns:cx6="http://schemas.microsoft.com/office/drawing/2016/5/12/chartex" xmlns:cx7="http://schemas.microsoft.com/office/drawing/2016/5/13/chartex" xmlns:cx8="http://schemas.microsoft.com/office/drawing/2016/5/14/chartex" xmlns:mc="http://schemas.openxmlformats.org/markup-compatibility/2006" xmlns:aink="http://schemas.microsoft.com/office/drawing/2016/ink" xmlns:am3d="http://schemas.microsoft.com/office/drawing/2017/model3d" xmlns:o="urn:schemas-microsoft-com:office:office" xmlns:oel="http://schemas.microsoft.com/office/2019/extlst" xmlns:r="http://schemas.openxmlformats.org/officeDocument/2006/relationships" xmlns:m="http://schemas.openxmlformats.org/officeDocument/2006/math" xmlns:v="urn:schemas-microsoft-com:vml" xmlns:wp14="http://schemas.microsoft.com/office/word/2010/wordprocessingDrawing" xmlns:wp="http://schemas.openxmlformats.org/drawingml/2006/wordprocessingDrawing" xmlns:w10="urn:schemas-microsoft-com:office:word" xmlns:w="http://schemas.openxmlformats.org/wordprocessingml/2006/main" xmlns:w14="http://schemas.microsoft.com/office/word/2010/wordml" xmlns:w15="http://schemas.microsoft.com/office/word/2012/wordml" xmlns:w16cex="http://schemas.microsoft.com/office/word/2018/wordml/cex" xmlns:w16cid="http://schemas.microsoft.com/office/word/2016/wordml/cid" xmlns:w16="http://schemas.microsoft.com/office/word/2018/wordml" xmlns:w16du="http://schemas.microsoft.com/office/word/2023/wordml/word16du" xmlns:w16sdtdh="http://schemas.microsoft.com/office/word/2020/wordml/sdtdatahash" xmlns:w16sdtfl="http://schemas.microsoft.com/office/word/2024/wordml/sdtformatlock" xmlns:w16se="http://schemas.microsoft.com/office/word/2015/wordml/symex" xmlns:wpg="http://schemas.microsoft.com/office/word/2010/wordprocessingGroup" xmlns:wpi="http://schemas.microsoft.com/office/word/2010/wordprocessingInk" xmlns:wne="http://schemas.microsoft.com/office/word/2006/wordml" xmlns:wps="http://schemas.microsoft.com/office/word/2010/wordprocessingShape" mc:Ignorable="w14 w15 w16se w16cid w16 w16cex w16sdtdh w16sdtfl w16du wp14">
+<w:document xmlns:wpc="http://schemas.microsoft.com/office/word/2010/wordprocessingCanvas" xmlns:cx="http://schemas.microsoft.com/office/drawing/2014/chartex" xmlns:cx1="http://schemas.microsoft.com/office/drawing/2015/9/8/chartex" xmlns:cx2="http://schemas.microsoft.com/office/drawing/2015/10/21/chartex" xmlns:cx3="http://schemas.microsoft.com/office/drawing/2016/5/9/chartex" xmlns:cx4="http://schemas.microsoft.com/office/drawing/2016/5/10/chartex" xmlns:cx5="http://schemas.microsoft.com/office/drawing/2016/5/11/chartex" xmlns:cx6="http://schemas.microsoft.com/office/drawing/2016/5/12/chartex" xmlns:cx7="http://schemas.microsoft.com/office/drawing/2016/5/13/chartex" xmlns:cx8="http://schemas.microsoft.com/office/drawing/2016/5/14/chartex" xmlns:mc="http://schemas.openxmlformats.org/markup-compatibility/2006" xmlns:aink="http://schemas.microsoft.com/office/drawing/2016/ink" xmlns:am3d="http://schemas.microsoft.com/office/drawing/2017/model3d" xmlns:o="urn:schemas-microsoft-com:office:office" xmlns:oel="http://schemas.microsoft.com/office/2019/extlst" xmlns:r="http://schemas.openxmlformats.org/officeDocument/2006/relationships" xmlns:m="http://schemas.openxmlformats.org/officeDocument/2006/math" xmlns:v="urn:schemas-microsoft-com:vml" xmlns:wp14="http://schemas.microsoft.com/office/word/2010/wordprocessingDrawing" xmlns:wp="http://schemas.openxmlformats.org/drawingml/2006/wordprocessingDrawing" xmlns:w10="urn:schemas-microsoft-com:office:word" xmlns:w="http://schemas.openxmlformats.org/wordprocessingml/2006/main" xmlns:w14="http://schemas.microsoft.com/office/word/2010/wordml" xmlns:w15="http://schemas.microsoft.com/office/word/2012/wordml" xmlns:w16cei="http://schemas.microsoft.com/office/word/2026/wordml/cei" xmlns:w16cex="http://schemas.microsoft.com/office/word/2018/wordml/cex" xmlns:w16cid="http://schemas.microsoft.com/office/word/2016/wordml/cid" xmlns:w16="http://schemas.microsoft.com/office/word/2018/wordml" xmlns:w16du="http://schemas.microsoft.com/office/word/2023/wordml/word16du" xmlns:w16sdtdh="http://schemas.microsoft.com/office/word/2020/wordml/sdtdatahash" xmlns:w16sdtfl="http://schemas.microsoft.com/office/word/2024/wordml/sdtformatlock" xmlns:w16se="http://schemas.microsoft.com/office/word/2015/wordml/symex" xmlns:wpg="http://schemas.microsoft.com/office/word/2010/wordprocessingGroup" xmlns:wpi="http://schemas.microsoft.com/office/word/2010/wordprocessingInk" xmlns:wne="http://schemas.microsoft.com/office/word/2006/wordml" xmlns:wps="http://schemas.microsoft.com/office/word/2010/wordprocessingShape" mc:Ignorable="w14 w15 w16se w16cid w16 w16cex w16sdtdh w16sdtfl w16du wp14">
   <w:body>
     <w:p>
       <w:pPr>
         <w:pStyle w:val="Heading1"/>
-        <w:spacing w:line="480" w:lineRule="auto"/>
-        <w:rPr>
-          <w:rFonts w:ascii="Times New Roman" w:hAnsi="Times New Roman" w:cs="Times New Roman"/>
-          <w:color w:val="000000"/>
-        </w:rPr>
-      </w:pPr>
+      </w:pPr>
+      <w:proofErr w:type="spellStart"/>
       <w:r>
-        <w:rPr>
-          <w:rFonts w:ascii="Times New Roman" w:hAnsi="Times New Roman" w:cs="Times New Roman"/>
-          <w:color w:val="000000"/>
-        </w:rPr>
-        <w:t>Presimulation Activity</w:t>
+        <w:t>Presimulation</w:t>
+      </w:r>
+      <w:proofErr w:type="spellEnd"/>
+      <w:r>
+        <w:t xml:space="preserve"> Activity</w:t>
       </w:r>
       <w:r>
-        <w:rPr>
-          <w:rFonts w:ascii="Times New Roman" w:hAnsi="Times New Roman" w:cs="Times New Roman"/>
-          <w:color w:val="000000"/>
-        </w:rPr>
         <w:t xml:space="preserve"> </w:t>
       </w:r>
       <w:r>
-        <w:rPr>
-          <w:rFonts w:ascii="Times New Roman" w:hAnsi="Times New Roman" w:cs="Times New Roman"/>
-          <w:color w:val="000000"/>
-        </w:rPr>
         <w:t>4:</w:t>
       </w:r>
       <w:r>
-        <w:rPr>
-          <w:rFonts w:ascii="Times New Roman" w:hAnsi="Times New Roman" w:cs="Times New Roman"/>
-          <w:color w:val="000000"/>
-        </w:rPr>
         <w:t xml:space="preserve"> Anatomy</w:t>
       </w:r>
     </w:p>
@@ -49,16 +33,32 @@
         </w:numPr>
         <w:spacing w:line="480" w:lineRule="auto"/>
         <w:rPr>
-          <w:rFonts w:ascii="Times New Roman" w:hAnsi="Times New Roman" w:cs="Times New Roman"/>
+          <w:rFonts w:asciiTheme="minorHAnsi" w:hAnsiTheme="minorHAnsi" w:cs="Times New Roman"/>
           <w:color w:val="000000"/>
         </w:rPr>
       </w:pPr>
       <w:r>
         <w:rPr>
-          <w:rFonts w:ascii="Times New Roman" w:hAnsi="Times New Roman" w:cs="Times New Roman"/>
-          <w:color w:val="000000"/>
-        </w:rPr>
-        <w:t>Review and find all of the following bony landmarks:</w:t>
+          <w:rFonts w:asciiTheme="minorHAnsi" w:hAnsiTheme="minorHAnsi"/>
+          <w:color w:val="000000"/>
+        </w:rPr>
+        <w:t xml:space="preserve">Review and find </w:t>
+      </w:r>
+      <w:proofErr w:type="gramStart"/>
+      <w:r>
+        <w:rPr>
+          <w:rFonts w:asciiTheme="minorHAnsi" w:hAnsiTheme="minorHAnsi"/>
+          <w:color w:val="000000"/>
+        </w:rPr>
+        <w:t>all of</w:t>
+      </w:r>
+      <w:proofErr w:type="gramEnd"/>
+      <w:r>
+        <w:rPr>
+          <w:rFonts w:asciiTheme="minorHAnsi" w:hAnsiTheme="minorHAnsi"/>
+          <w:color w:val="000000"/>
+        </w:rPr>
+        <w:t xml:space="preserve"> the following bony landmarks:</w:t>
       </w:r>
     </w:p>
     <w:tbl>
@@ -93,7 +93,7 @@
               </w:numPr>
               <w:spacing w:line="480" w:lineRule="auto"/>
               <w:rPr>
-                <w:rFonts w:ascii="Times New Roman" w:hAnsi="Times New Roman" w:cs="Times New Roman"/>
+                <w:rFonts w:asciiTheme="minorHAnsi" w:hAnsiTheme="minorHAnsi" w:cs="Times New Roman"/>
                 <w:color w:val="000000"/>
                 <w:sz w:val="24"/>
                 <w:szCs w:val="24"/>
@@ -101,7 +101,7 @@
             </w:pPr>
             <w:r>
               <w:rPr>
-                <w:rFonts w:ascii="Times New Roman" w:hAnsi="Times New Roman" w:cs="Times New Roman"/>
+                <w:rFonts w:asciiTheme="minorHAnsi" w:hAnsiTheme="minorHAnsi"/>
                 <w:color w:val="000000"/>
               </w:rPr>
               <w:t>Olecranon process</w:t>
@@ -121,7 +121,7 @@
               </w:numPr>
               <w:spacing w:line="480" w:lineRule="auto"/>
               <w:rPr>
-                <w:rFonts w:ascii="Times New Roman" w:hAnsi="Times New Roman" w:cs="Times New Roman"/>
+                <w:rFonts w:asciiTheme="minorHAnsi" w:hAnsiTheme="minorHAnsi" w:cs="Times New Roman"/>
                 <w:color w:val="000000"/>
                 <w:sz w:val="24"/>
                 <w:szCs w:val="24"/>
@@ -129,7 +129,7 @@
             </w:pPr>
             <w:r>
               <w:rPr>
-                <w:rFonts w:ascii="Times New Roman" w:hAnsi="Times New Roman" w:cs="Times New Roman"/>
+                <w:rFonts w:asciiTheme="minorHAnsi" w:hAnsiTheme="minorHAnsi"/>
                 <w:color w:val="000000"/>
               </w:rPr>
               <w:t>Head of the ulna</w:t>
@@ -151,7 +151,7 @@
               </w:numPr>
               <w:spacing w:line="480" w:lineRule="auto"/>
               <w:rPr>
-                <w:rFonts w:ascii="Times New Roman" w:hAnsi="Times New Roman" w:cs="Times New Roman"/>
+                <w:rFonts w:asciiTheme="minorHAnsi" w:hAnsiTheme="minorHAnsi" w:cs="Times New Roman"/>
                 <w:color w:val="000000"/>
                 <w:sz w:val="24"/>
                 <w:szCs w:val="24"/>
@@ -159,7 +159,7 @@
             </w:pPr>
             <w:r>
               <w:rPr>
-                <w:rFonts w:ascii="Times New Roman" w:hAnsi="Times New Roman" w:cs="Times New Roman"/>
+                <w:rFonts w:asciiTheme="minorHAnsi" w:hAnsiTheme="minorHAnsi"/>
                 <w:color w:val="000000"/>
               </w:rPr>
               <w:t>Medial humeral epicondyle</w:t>
@@ -179,7 +179,7 @@
               </w:numPr>
               <w:spacing w:line="480" w:lineRule="auto"/>
               <w:rPr>
-                <w:rFonts w:ascii="Times New Roman" w:hAnsi="Times New Roman" w:cs="Times New Roman"/>
+                <w:rFonts w:asciiTheme="minorHAnsi" w:hAnsiTheme="minorHAnsi" w:cs="Times New Roman"/>
                 <w:color w:val="000000"/>
                 <w:sz w:val="24"/>
                 <w:szCs w:val="24"/>
@@ -187,7 +187,7 @@
             </w:pPr>
             <w:r>
               <w:rPr>
-                <w:rFonts w:ascii="Times New Roman" w:hAnsi="Times New Roman" w:cs="Times New Roman"/>
+                <w:rFonts w:asciiTheme="minorHAnsi" w:hAnsiTheme="minorHAnsi"/>
                 <w:color w:val="000000"/>
               </w:rPr>
               <w:t>Styloid process of the ulna</w:t>
@@ -209,7 +209,7 @@
               </w:numPr>
               <w:spacing w:line="480" w:lineRule="auto"/>
               <w:rPr>
-                <w:rFonts w:ascii="Times New Roman" w:hAnsi="Times New Roman" w:cs="Times New Roman"/>
+                <w:rFonts w:asciiTheme="minorHAnsi" w:hAnsiTheme="minorHAnsi" w:cs="Times New Roman"/>
                 <w:color w:val="000000"/>
                 <w:sz w:val="24"/>
                 <w:szCs w:val="24"/>
@@ -217,7 +217,7 @@
             </w:pPr>
             <w:r>
               <w:rPr>
-                <w:rFonts w:ascii="Times New Roman" w:hAnsi="Times New Roman" w:cs="Times New Roman"/>
+                <w:rFonts w:asciiTheme="minorHAnsi" w:hAnsiTheme="minorHAnsi"/>
                 <w:color w:val="000000"/>
               </w:rPr>
               <w:t>Lateral humeral epicondyle</w:t>
@@ -237,7 +237,7 @@
               </w:numPr>
               <w:spacing w:line="480" w:lineRule="auto"/>
               <w:rPr>
-                <w:rFonts w:ascii="Times New Roman" w:hAnsi="Times New Roman" w:cs="Times New Roman"/>
+                <w:rFonts w:asciiTheme="minorHAnsi" w:hAnsiTheme="minorHAnsi" w:cs="Times New Roman"/>
                 <w:color w:val="000000"/>
                 <w:sz w:val="24"/>
                 <w:szCs w:val="24"/>
@@ -245,7 +245,7 @@
             </w:pPr>
             <w:r>
               <w:rPr>
-                <w:rFonts w:ascii="Times New Roman" w:hAnsi="Times New Roman" w:cs="Times New Roman"/>
+                <w:rFonts w:asciiTheme="minorHAnsi" w:hAnsiTheme="minorHAnsi"/>
                 <w:color w:val="000000"/>
               </w:rPr>
               <w:t>Head of the radius</w:t>
@@ -267,7 +267,7 @@
               </w:numPr>
               <w:spacing w:line="480" w:lineRule="auto"/>
               <w:rPr>
-                <w:rFonts w:ascii="Times New Roman" w:hAnsi="Times New Roman" w:cs="Times New Roman"/>
+                <w:rFonts w:asciiTheme="minorHAnsi" w:hAnsiTheme="minorHAnsi" w:cs="Times New Roman"/>
                 <w:color w:val="000000"/>
                 <w:sz w:val="24"/>
                 <w:szCs w:val="24"/>
@@ -275,7 +275,7 @@
             </w:pPr>
             <w:r>
               <w:rPr>
-                <w:rFonts w:ascii="Times New Roman" w:hAnsi="Times New Roman" w:cs="Times New Roman"/>
+                <w:rFonts w:asciiTheme="minorHAnsi" w:hAnsiTheme="minorHAnsi"/>
                 <w:color w:val="000000"/>
               </w:rPr>
               <w:t>Supracondylar ridges of the humerus</w:t>
@@ -295,7 +295,7 @@
               </w:numPr>
               <w:spacing w:line="480" w:lineRule="auto"/>
               <w:rPr>
-                <w:rFonts w:ascii="Times New Roman" w:hAnsi="Times New Roman" w:cs="Times New Roman"/>
+                <w:rFonts w:asciiTheme="minorHAnsi" w:hAnsiTheme="minorHAnsi" w:cs="Times New Roman"/>
                 <w:color w:val="000000"/>
                 <w:sz w:val="24"/>
                 <w:szCs w:val="24"/>
@@ -303,7 +303,7 @@
             </w:pPr>
             <w:r>
               <w:rPr>
-                <w:rFonts w:ascii="Times New Roman" w:hAnsi="Times New Roman" w:cs="Times New Roman"/>
+                <w:rFonts w:asciiTheme="minorHAnsi" w:hAnsiTheme="minorHAnsi"/>
                 <w:color w:val="000000"/>
               </w:rPr>
               <w:t>Shaft of the radius</w:t>
@@ -325,7 +325,7 @@
               </w:numPr>
               <w:spacing w:line="480" w:lineRule="auto"/>
               <w:rPr>
-                <w:rFonts w:ascii="Times New Roman" w:hAnsi="Times New Roman" w:cs="Times New Roman"/>
+                <w:rFonts w:asciiTheme="minorHAnsi" w:hAnsiTheme="minorHAnsi" w:cs="Times New Roman"/>
                 <w:color w:val="000000"/>
                 <w:sz w:val="24"/>
                 <w:szCs w:val="24"/>
@@ -333,7 +333,7 @@
             </w:pPr>
             <w:r>
               <w:rPr>
-                <w:rFonts w:ascii="Times New Roman" w:hAnsi="Times New Roman" w:cs="Times New Roman"/>
+                <w:rFonts w:asciiTheme="minorHAnsi" w:hAnsiTheme="minorHAnsi"/>
                 <w:color w:val="000000"/>
               </w:rPr>
               <w:t>Olecranon fossa</w:t>
@@ -353,7 +353,7 @@
               </w:numPr>
               <w:spacing w:line="480" w:lineRule="auto"/>
               <w:rPr>
-                <w:rFonts w:ascii="Times New Roman" w:hAnsi="Times New Roman" w:cs="Times New Roman"/>
+                <w:rFonts w:asciiTheme="minorHAnsi" w:hAnsiTheme="minorHAnsi" w:cs="Times New Roman"/>
                 <w:color w:val="000000"/>
                 <w:sz w:val="24"/>
                 <w:szCs w:val="24"/>
@@ -361,7 +361,7 @@
             </w:pPr>
             <w:r>
               <w:rPr>
-                <w:rFonts w:ascii="Times New Roman" w:hAnsi="Times New Roman" w:cs="Times New Roman"/>
+                <w:rFonts w:asciiTheme="minorHAnsi" w:hAnsiTheme="minorHAnsi"/>
                 <w:color w:val="000000"/>
               </w:rPr>
               <w:t>Styloid process of the radius</w:t>
@@ -383,7 +383,7 @@
               </w:numPr>
               <w:spacing w:line="480" w:lineRule="auto"/>
               <w:rPr>
-                <w:rFonts w:ascii="Times New Roman" w:hAnsi="Times New Roman" w:cs="Times New Roman"/>
+                <w:rFonts w:asciiTheme="minorHAnsi" w:hAnsiTheme="minorHAnsi" w:cs="Times New Roman"/>
                 <w:color w:val="000000"/>
                 <w:sz w:val="24"/>
                 <w:szCs w:val="24"/>
@@ -391,7 +391,7 @@
             </w:pPr>
             <w:r>
               <w:rPr>
-                <w:rFonts w:ascii="Times New Roman" w:hAnsi="Times New Roman" w:cs="Times New Roman"/>
+                <w:rFonts w:asciiTheme="minorHAnsi" w:hAnsiTheme="minorHAnsi"/>
                 <w:color w:val="000000"/>
               </w:rPr>
               <w:t>Shaft of the ulna</w:t>
@@ -411,7 +411,7 @@
               </w:numPr>
               <w:spacing w:line="480" w:lineRule="auto"/>
               <w:rPr>
-                <w:rFonts w:ascii="Times New Roman" w:hAnsi="Times New Roman" w:cs="Times New Roman"/>
+                <w:rFonts w:asciiTheme="minorHAnsi" w:hAnsiTheme="minorHAnsi" w:cs="Times New Roman"/>
                 <w:color w:val="000000"/>
                 <w:sz w:val="24"/>
                 <w:szCs w:val="24"/>
@@ -419,7 +419,7 @@
             </w:pPr>
             <w:r>
               <w:rPr>
-                <w:rFonts w:ascii="Times New Roman" w:hAnsi="Times New Roman" w:cs="Times New Roman"/>
+                <w:rFonts w:asciiTheme="minorHAnsi" w:hAnsiTheme="minorHAnsi"/>
                 <w:color w:val="000000"/>
               </w:rPr>
               <w:t>Lister’s tubercle</w:t>
@@ -437,20 +437,20 @@
         </w:numPr>
         <w:spacing w:line="480" w:lineRule="auto"/>
         <w:rPr>
-          <w:rFonts w:ascii="Times New Roman" w:hAnsi="Times New Roman" w:cs="Times New Roman"/>
+          <w:rFonts w:asciiTheme="minorHAnsi" w:hAnsiTheme="minorHAnsi" w:cs="Times New Roman"/>
           <w:color w:val="000000"/>
         </w:rPr>
       </w:pPr>
       <w:r>
         <w:rPr>
-          <w:rFonts w:ascii="Times New Roman" w:hAnsi="Times New Roman" w:cs="Times New Roman"/>
+          <w:rFonts w:asciiTheme="minorHAnsi" w:hAnsiTheme="minorHAnsi"/>
           <w:color w:val="000000"/>
         </w:rPr>
         <w:t>Many nerve branches cross the elbow joint. Locate and label the fol</w:t>
       </w:r>
       <w:r>
         <w:rPr>
-          <w:rFonts w:ascii="Times New Roman" w:hAnsi="Times New Roman" w:cs="Times New Roman"/>
+          <w:rFonts w:asciiTheme="minorHAnsi" w:hAnsiTheme="minorHAnsi"/>
           <w:color w:val="000000"/>
         </w:rPr>
         <w:softHyphen/>
@@ -466,13 +466,13 @@
         </w:numPr>
         <w:spacing w:line="480" w:lineRule="auto"/>
         <w:rPr>
-          <w:rFonts w:ascii="Times New Roman" w:hAnsi="Times New Roman" w:cs="Times New Roman"/>
+          <w:rFonts w:asciiTheme="minorHAnsi" w:hAnsiTheme="minorHAnsi" w:cs="Times New Roman"/>
           <w:color w:val="000000"/>
         </w:rPr>
       </w:pPr>
       <w:r>
         <w:rPr>
-          <w:rFonts w:ascii="Times New Roman" w:hAnsi="Times New Roman" w:cs="Times New Roman"/>
+          <w:rFonts w:asciiTheme="minorHAnsi" w:hAnsiTheme="minorHAnsi"/>
           <w:color w:val="000000"/>
         </w:rPr>
         <w:t>Radial nerve</w:t>
@@ -487,13 +487,13 @@
         </w:numPr>
         <w:spacing w:line="480" w:lineRule="auto"/>
         <w:rPr>
-          <w:rFonts w:ascii="Times New Roman" w:hAnsi="Times New Roman" w:cs="Times New Roman"/>
+          <w:rFonts w:asciiTheme="minorHAnsi" w:hAnsiTheme="minorHAnsi" w:cs="Times New Roman"/>
           <w:color w:val="000000"/>
         </w:rPr>
       </w:pPr>
       <w:r>
         <w:rPr>
-          <w:rFonts w:ascii="Times New Roman" w:hAnsi="Times New Roman" w:cs="Times New Roman"/>
+          <w:rFonts w:asciiTheme="minorHAnsi" w:hAnsiTheme="minorHAnsi"/>
           <w:color w:val="000000"/>
         </w:rPr>
         <w:t>Median nerve</w:t>
@@ -508,13 +508,13 @@
         </w:numPr>
         <w:spacing w:line="480" w:lineRule="auto"/>
         <w:rPr>
-          <w:rFonts w:ascii="Times New Roman" w:hAnsi="Times New Roman" w:cs="Times New Roman"/>
+          <w:rFonts w:asciiTheme="minorHAnsi" w:hAnsiTheme="minorHAnsi" w:cs="Times New Roman"/>
           <w:color w:val="000000"/>
         </w:rPr>
       </w:pPr>
       <w:r>
         <w:rPr>
-          <w:rFonts w:ascii="Times New Roman" w:hAnsi="Times New Roman" w:cs="Times New Roman"/>
+          <w:rFonts w:asciiTheme="minorHAnsi" w:hAnsiTheme="minorHAnsi"/>
           <w:color w:val="000000"/>
         </w:rPr>
         <w:t>Ulnar nerve</w:t>
@@ -523,23 +523,74 @@
     <w:p>
       <w:pPr>
         <w:spacing w:line="480" w:lineRule="auto"/>
-        <w:rPr>
-          <w:rFonts w:ascii="Times New Roman" w:hAnsi="Times New Roman" w:cs="Times New Roman"/>
-          <w:color w:val="000000"/>
-        </w:rPr>
-      </w:pPr>
-      <w:r>
+        <w:jc w:val="center"/>
         <w:rPr>
           <w:rFonts w:ascii="Times New Roman" w:hAnsi="Times New Roman" w:cs="Times New Roman"/>
           <w:b/>
           <w:bCs/>
+          <w:color w:val="000000"/>
+        </w:rPr>
+      </w:pPr>
+      <w:r>
+        <w:rPr>
+          <w:noProof/>
+        </w:rPr>
+        <w:lastRenderedPageBreak/>
+        <w:drawing>
+          <wp:inline distT="0" distB="0" distL="0" distR="0" wp14:anchorId="547B4AEE" wp14:editId="18F6754A">
+            <wp:extent cx="5369733" cy="6629400"/>
+            <wp:effectExtent l="0" t="0" r="0" b="0"/>
+            <wp:docPr id="1" name="Picture 1"/>
+            <wp:cNvGraphicFramePr>
+              <a:graphicFrameLocks xmlns:a="http://schemas.openxmlformats.org/drawingml/2006/main" noChangeAspect="1"/>
+            </wp:cNvGraphicFramePr>
+            <a:graphic xmlns:a="http://schemas.openxmlformats.org/drawingml/2006/main">
+              <a:graphicData uri="http://schemas.openxmlformats.org/drawingml/2006/picture">
+                <pic:pic xmlns:pic="http://schemas.openxmlformats.org/drawingml/2006/picture">
+                  <pic:nvPicPr>
+                    <pic:cNvPr id="0" name="E9814_763094.png"/>
+                    <pic:cNvPicPr/>
+                  </pic:nvPicPr>
+                  <pic:blipFill>
+                    <a:blip r:embed="rId7"/>
+                    <a:stretch>
+                      <a:fillRect/>
+                    </a:stretch>
+                  </pic:blipFill>
+                  <pic:spPr>
+                    <a:xfrm>
+                      <a:off x="0" y="0"/>
+                      <a:ext cx="5369733" cy="6629400"/>
+                    </a:xfrm>
+                    <a:prstGeom prst="rect">
+                      <a:avLst/>
+                    </a:prstGeom>
+                  </pic:spPr>
+                </pic:pic>
+              </a:graphicData>
+            </a:graphic>
+          </wp:inline>
+        </w:drawing>
+      </w:r>
+    </w:p>
+    <w:p>
+      <w:pPr>
+        <w:spacing w:line="480" w:lineRule="auto"/>
+        <w:rPr>
+          <w:rFonts w:ascii="Times New Roman" w:hAnsi="Times New Roman" w:cs="Times New Roman"/>
+          <w:color w:val="000000"/>
+        </w:rPr>
+      </w:pPr>
+      <w:r>
+        <w:rPr>
+          <w:b/>
+          <w:bCs/>
           <w:color w:val="0A2F41" w:themeColor="accent1" w:themeShade="80"/>
         </w:rPr>
         <w:t>F</w:t>
       </w:r>
       <w:r>
         <w:rPr>
-          <w:rFonts w:ascii="Times New Roman" w:hAnsi="Times New Roman" w:cs="Times New Roman"/>
           <w:b/>
           <w:bCs/>
           <w:color w:val="0A2F41" w:themeColor="accent1" w:themeShade="80"/>
@@ -548,7 +599,6 @@
       </w:r>
       <w:r>
         <w:rPr>
-          <w:rFonts w:ascii="Times New Roman" w:hAnsi="Times New Roman" w:cs="Times New Roman"/>
           <w:b/>
           <w:bCs/>
           <w:color w:val="0A2F41" w:themeColor="accent1" w:themeShade="80"/>
@@ -557,7 +607,6 @@
       </w:r>
       <w:r>
         <w:rPr>
-          <w:rFonts w:ascii="Times New Roman" w:hAnsi="Times New Roman" w:cs="Times New Roman"/>
           <w:color w:val="000000"/>
         </w:rPr>
         <w:t xml:space="preserve"> Nerves that cross the elbow joint.</w:t>
@@ -572,23 +621,16 @@
         </w:numPr>
         <w:spacing w:line="480" w:lineRule="auto"/>
         <w:rPr>
-          <w:rFonts w:ascii="Times New Roman" w:hAnsi="Times New Roman" w:cs="Times New Roman"/>
+          <w:rFonts w:asciiTheme="minorHAnsi" w:hAnsiTheme="minorHAnsi" w:cs="Times New Roman"/>
           <w:color w:val="000000"/>
         </w:rPr>
       </w:pPr>
       <w:r>
         <w:rPr>
-          <w:rFonts w:ascii="Times New Roman" w:hAnsi="Times New Roman" w:cs="Times New Roman"/>
-          <w:color w:val="000000"/>
-        </w:rPr>
-        <w:t>List the vasculature that crosses the elbow joint</w:t>
-      </w:r>
-      <w:r>
-        <w:rPr>
-          <w:rFonts w:ascii="Times New Roman" w:hAnsi="Times New Roman" w:cs="Times New Roman"/>
-          <w:color w:val="000000"/>
-        </w:rPr>
-        <w:t>.</w:t>
+          <w:rFonts w:asciiTheme="minorHAnsi" w:hAnsiTheme="minorHAnsi"/>
+          <w:color w:val="000000"/>
+        </w:rPr>
+        <w:t>List the vasculature that crosses the elbow joint.</w:t>
       </w:r>
     </w:p>
     <w:p>
@@ -601,16 +643,15 @@
         <w:spacing w:line="480" w:lineRule="auto"/>
         <w:ind w:left="1080"/>
         <w:rPr>
-          <w:rFonts w:ascii="Times New Roman" w:hAnsi="Times New Roman" w:cs="Times New Roman"/>
+          <w:rFonts w:asciiTheme="minorHAnsi" w:hAnsiTheme="minorHAnsi" w:cs="Times New Roman"/>
           <w:color w:val="000000"/>
         </w:rPr>
       </w:pPr>
       <w:r>
         <w:rPr>
-          <w:rFonts w:ascii="Times New Roman" w:hAnsi="Times New Roman" w:cs="Times New Roman"/>
-          <w:color w:val="000000"/>
-        </w:rPr>
-        <w:lastRenderedPageBreak/>
+          <w:rFonts w:asciiTheme="minorHAnsi" w:hAnsiTheme="minorHAnsi"/>
+          <w:color w:val="000000"/>
+        </w:rPr>
         <w:t>One major artery and its branches across the elbow:</w:t>
       </w:r>
     </w:p>
@@ -624,13 +665,13 @@
         <w:spacing w:line="480" w:lineRule="auto"/>
         <w:ind w:left="1080"/>
         <w:rPr>
-          <w:rFonts w:ascii="Times New Roman" w:hAnsi="Times New Roman" w:cs="Times New Roman"/>
+          <w:rFonts w:asciiTheme="minorHAnsi" w:hAnsiTheme="minorHAnsi" w:cs="Times New Roman"/>
           <w:color w:val="000000"/>
         </w:rPr>
       </w:pPr>
       <w:r>
         <w:rPr>
-          <w:rFonts w:ascii="Times New Roman" w:hAnsi="Times New Roman" w:cs="Times New Roman"/>
+          <w:rFonts w:asciiTheme="minorHAnsi" w:hAnsiTheme="minorHAnsi"/>
           <w:color w:val="000000"/>
         </w:rPr>
         <w:t>The major vein starting in the neck and its branches that cross the elbow:</w:t>
@@ -645,38 +686,89 @@
         </w:numPr>
         <w:spacing w:line="480" w:lineRule="auto"/>
         <w:rPr>
-          <w:rFonts w:ascii="Times New Roman" w:hAnsi="Times New Roman" w:cs="Times New Roman"/>
+          <w:rFonts w:asciiTheme="minorHAnsi" w:hAnsiTheme="minorHAnsi" w:cs="Times New Roman"/>
           <w:color w:val="000000"/>
         </w:rPr>
       </w:pPr>
       <w:r>
         <w:rPr>
-          <w:rFonts w:ascii="Times New Roman" w:hAnsi="Times New Roman" w:cs="Times New Roman"/>
-          <w:color w:val="000000"/>
-        </w:rPr>
+          <w:rFonts w:asciiTheme="minorHAnsi" w:hAnsiTheme="minorHAnsi"/>
+          <w:color w:val="000000"/>
+        </w:rPr>
+        <w:lastRenderedPageBreak/>
         <w:t>Label the anatomy of the elbow shown in the figure.</w:t>
       </w:r>
     </w:p>
     <w:p>
       <w:pPr>
         <w:spacing w:line="480" w:lineRule="auto"/>
-        <w:rPr>
-          <w:rFonts w:ascii="Times New Roman" w:hAnsi="Times New Roman" w:cs="Times New Roman"/>
-          <w:color w:val="000000"/>
-        </w:rPr>
-      </w:pPr>
-      <w:r>
+        <w:jc w:val="center"/>
         <w:rPr>
           <w:rFonts w:ascii="Times New Roman" w:hAnsi="Times New Roman" w:cs="Times New Roman"/>
           <w:b/>
           <w:bCs/>
+          <w:color w:val="000000"/>
+        </w:rPr>
+      </w:pPr>
+      <w:r>
+        <w:rPr>
+          <w:noProof/>
+        </w:rPr>
+        <w:drawing>
+          <wp:inline distT="0" distB="0" distL="0" distR="0" wp14:anchorId="41FE4FC8" wp14:editId="54477276">
+            <wp:extent cx="5943600" cy="2625785"/>
+            <wp:effectExtent l="0" t="0" r="0" b="0"/>
+            <wp:docPr id="2" name="Picture 2"/>
+            <wp:cNvGraphicFramePr>
+              <a:graphicFrameLocks xmlns:a="http://schemas.openxmlformats.org/drawingml/2006/main" noChangeAspect="1"/>
+            </wp:cNvGraphicFramePr>
+            <a:graphic xmlns:a="http://schemas.openxmlformats.org/drawingml/2006/main">
+              <a:graphicData uri="http://schemas.openxmlformats.org/drawingml/2006/picture">
+                <pic:pic xmlns:pic="http://schemas.openxmlformats.org/drawingml/2006/picture">
+                  <pic:nvPicPr>
+                    <pic:cNvPr id="0" name="E9814_763095.png"/>
+                    <pic:cNvPicPr/>
+                  </pic:nvPicPr>
+                  <pic:blipFill>
+                    <a:blip r:embed="rId8"/>
+                    <a:stretch>
+                      <a:fillRect/>
+                    </a:stretch>
+                  </pic:blipFill>
+                  <pic:spPr>
+                    <a:xfrm>
+                      <a:off x="0" y="0"/>
+                      <a:ext cx="5943600" cy="2625785"/>
+                    </a:xfrm>
+                    <a:prstGeom prst="rect">
+                      <a:avLst/>
+                    </a:prstGeom>
+                  </pic:spPr>
+                </pic:pic>
+              </a:graphicData>
+            </a:graphic>
+          </wp:inline>
+        </w:drawing>
+      </w:r>
+    </w:p>
+    <w:p>
+      <w:pPr>
+        <w:spacing w:line="480" w:lineRule="auto"/>
+        <w:rPr>
+          <w:rFonts w:ascii="Times New Roman" w:hAnsi="Times New Roman" w:cs="Times New Roman"/>
+          <w:color w:val="000000"/>
+        </w:rPr>
+      </w:pPr>
+      <w:r>
+        <w:rPr>
+          <w:b/>
+          <w:bCs/>
           <w:color w:val="0A2F41" w:themeColor="accent1" w:themeShade="80"/>
         </w:rPr>
         <w:t>FIGURE</w:t>
       </w:r>
       <w:r>
         <w:rPr>
-          <w:rFonts w:ascii="Times New Roman" w:hAnsi="Times New Roman" w:cs="Times New Roman"/>
           <w:b/>
           <w:bCs/>
           <w:color w:val="0A2F41" w:themeColor="accent1" w:themeShade="80"/>
@@ -685,7 +777,6 @@
       </w:r>
       <w:r>
         <w:rPr>
-          <w:rFonts w:ascii="Times New Roman" w:hAnsi="Times New Roman" w:cs="Times New Roman"/>
           <w:color w:val="000000"/>
         </w:rPr>
         <w:t xml:space="preserve"> Anatomy of the elbow.</w:t>
@@ -700,13 +791,13 @@
         </w:numPr>
         <w:spacing w:line="480" w:lineRule="auto"/>
         <w:rPr>
-          <w:rFonts w:ascii="Times New Roman" w:hAnsi="Times New Roman" w:cs="Times New Roman"/>
+          <w:rFonts w:asciiTheme="minorHAnsi" w:hAnsiTheme="minorHAnsi" w:cs="Times New Roman"/>
           <w:color w:val="000000"/>
         </w:rPr>
       </w:pPr>
       <w:r>
         <w:rPr>
-          <w:rFonts w:ascii="Times New Roman" w:hAnsi="Times New Roman" w:cs="Times New Roman"/>
+          <w:rFonts w:asciiTheme="minorHAnsi" w:hAnsiTheme="minorHAnsi"/>
           <w:color w:val="000000"/>
         </w:rPr>
         <w:t>List four of the major muscles that cross the elbow.</w:t>
@@ -721,13 +812,13 @@
         </w:numPr>
         <w:spacing w:line="480" w:lineRule="auto"/>
         <w:rPr>
-          <w:rFonts w:ascii="Times New Roman" w:hAnsi="Times New Roman" w:cs="Times New Roman"/>
+          <w:rFonts w:asciiTheme="minorHAnsi" w:hAnsiTheme="minorHAnsi" w:cs="Times New Roman"/>
           <w:color w:val="000000"/>
         </w:rPr>
       </w:pPr>
       <w:r>
         <w:rPr>
-          <w:rFonts w:ascii="Times New Roman" w:hAnsi="Times New Roman" w:cs="Times New Roman"/>
+          <w:rFonts w:asciiTheme="minorHAnsi" w:hAnsiTheme="minorHAnsi"/>
           <w:color w:val="000000"/>
         </w:rPr>
         <w:t>Answer the following additional questions:</w:t>
@@ -742,13 +833,13 @@
         </w:numPr>
         <w:spacing w:line="480" w:lineRule="auto"/>
         <w:rPr>
-          <w:rFonts w:ascii="Times New Roman" w:hAnsi="Times New Roman" w:cs="Times New Roman"/>
+          <w:rFonts w:asciiTheme="minorHAnsi" w:hAnsiTheme="minorHAnsi" w:cs="Times New Roman"/>
           <w:color w:val="000000"/>
         </w:rPr>
       </w:pPr>
       <w:r>
         <w:rPr>
-          <w:rFonts w:ascii="Times New Roman" w:hAnsi="Times New Roman" w:cs="Times New Roman"/>
+          <w:rFonts w:asciiTheme="minorHAnsi" w:hAnsiTheme="minorHAnsi"/>
           <w:color w:val="000000"/>
         </w:rPr>
         <w:t>How does an elbow typically dislocate (what moves in what direction)?</w:t>
@@ -763,16 +854,32 @@
         </w:numPr>
         <w:spacing w:line="480" w:lineRule="auto"/>
         <w:rPr>
-          <w:rFonts w:ascii="Times New Roman" w:hAnsi="Times New Roman" w:cs="Times New Roman"/>
+          <w:rFonts w:asciiTheme="minorHAnsi" w:hAnsiTheme="minorHAnsi" w:cs="Times New Roman"/>
           <w:color w:val="000000"/>
         </w:rPr>
       </w:pPr>
       <w:r>
         <w:rPr>
-          <w:rFonts w:ascii="Times New Roman" w:hAnsi="Times New Roman" w:cs="Times New Roman"/>
-          <w:color w:val="000000"/>
-        </w:rPr>
-        <w:t>How do you treat an elbow dislocation?</w:t>
+          <w:rFonts w:asciiTheme="minorHAnsi" w:hAnsiTheme="minorHAnsi"/>
+          <w:color w:val="000000"/>
+        </w:rPr>
+        <w:t xml:space="preserve">How do you treat </w:t>
+      </w:r>
+      <w:proofErr w:type="gramStart"/>
+      <w:r>
+        <w:rPr>
+          <w:rFonts w:asciiTheme="minorHAnsi" w:hAnsiTheme="minorHAnsi"/>
+          <w:color w:val="000000"/>
+        </w:rPr>
+        <w:t>an elbow</w:t>
+      </w:r>
+      <w:proofErr w:type="gramEnd"/>
+      <w:r>
+        <w:rPr>
+          <w:rFonts w:asciiTheme="minorHAnsi" w:hAnsiTheme="minorHAnsi"/>
+          <w:color w:val="000000"/>
+        </w:rPr>
+        <w:t xml:space="preserve"> dislocation?</w:t>
       </w:r>
     </w:p>
     <w:p>
@@ -784,16 +891,32 @@
         </w:numPr>
         <w:spacing w:line="480" w:lineRule="auto"/>
         <w:rPr>
-          <w:rFonts w:ascii="Times New Roman" w:hAnsi="Times New Roman" w:cs="Times New Roman"/>
+          <w:rFonts w:asciiTheme="minorHAnsi" w:hAnsiTheme="minorHAnsi" w:cs="Times New Roman"/>
           <w:color w:val="000000"/>
         </w:rPr>
       </w:pPr>
       <w:r>
         <w:rPr>
-          <w:rFonts w:ascii="Times New Roman" w:hAnsi="Times New Roman" w:cs="Times New Roman"/>
-          <w:color w:val="000000"/>
-        </w:rPr>
-        <w:t>When is an elbow dislocation emergent and under what conditions?</w:t>
+          <w:rFonts w:asciiTheme="minorHAnsi" w:hAnsiTheme="minorHAnsi"/>
+          <w:color w:val="000000"/>
+        </w:rPr>
+        <w:t xml:space="preserve">When is an elbow dislocation </w:t>
+      </w:r>
+      <w:proofErr w:type="gramStart"/>
+      <w:r>
+        <w:rPr>
+          <w:rFonts w:asciiTheme="minorHAnsi" w:hAnsiTheme="minorHAnsi"/>
+          <w:color w:val="000000"/>
+        </w:rPr>
+        <w:t>emergent</w:t>
+      </w:r>
+      <w:proofErr w:type="gramEnd"/>
+      <w:r>
+        <w:rPr>
+          <w:rFonts w:asciiTheme="minorHAnsi" w:hAnsiTheme="minorHAnsi"/>
+          <w:color w:val="000000"/>
+        </w:rPr>
+        <w:t xml:space="preserve"> and under what conditions?</w:t>
       </w:r>
     </w:p>
     <w:p>
@@ -805,20 +928,36 @@
         </w:numPr>
         <w:spacing w:line="480" w:lineRule="auto"/>
         <w:rPr>
-          <w:rFonts w:ascii="Times New Roman" w:hAnsi="Times New Roman" w:cs="Times New Roman"/>
+          <w:rFonts w:asciiTheme="minorHAnsi" w:hAnsiTheme="minorHAnsi" w:cs="Times New Roman"/>
           <w:color w:val="000000"/>
         </w:rPr>
       </w:pPr>
       <w:r>
         <w:rPr>
-          <w:rFonts w:ascii="Times New Roman" w:hAnsi="Times New Roman" w:cs="Times New Roman"/>
-          <w:color w:val="000000"/>
-        </w:rPr>
-        <w:t>Describe the osteokinematics at the elbow.</w:t>
+          <w:rFonts w:asciiTheme="minorHAnsi" w:hAnsiTheme="minorHAnsi"/>
+          <w:color w:val="000000"/>
+        </w:rPr>
+        <w:t xml:space="preserve">Describe the </w:t>
+      </w:r>
+      <w:proofErr w:type="spellStart"/>
+      <w:r>
+        <w:rPr>
+          <w:rFonts w:asciiTheme="minorHAnsi" w:hAnsiTheme="minorHAnsi"/>
+          <w:color w:val="000000"/>
+        </w:rPr>
+        <w:t>osteokinematics</w:t>
+      </w:r>
+      <w:proofErr w:type="spellEnd"/>
+      <w:r>
+        <w:rPr>
+          <w:rFonts w:asciiTheme="minorHAnsi" w:hAnsiTheme="minorHAnsi"/>
+          <w:color w:val="000000"/>
+        </w:rPr>
+        <w:t xml:space="preserve"> at the elbow.</w:t>
       </w:r>
     </w:p>
     <w:sectPr>
-      <w:footerReference w:type="default" r:id="rId7"/>
+      <w:footerReference w:type="default" r:id="rId9"/>
       <w:pgSz w:w="12240" w:h="15840"/>
       <w:pgMar w:top="1440" w:right="1440" w:bottom="1440" w:left="1440" w:header="706" w:footer="706" w:gutter="0"/>
       <w:cols w:space="720"/>
@@ -829,7 +968,7 @@
 </file>
 
 <file path=word/endnotes.xml><?xml version="1.0" encoding="utf-8"?>
-<w:endnotes xmlns:wpc="http://schemas.microsoft.com/office/word/2010/wordprocessingCanvas" xmlns:cx="http://schemas.microsoft.com/office/drawing/2014/chartex" xmlns:cx1="http://schemas.microsoft.com/office/drawing/2015/9/8/chartex" xmlns:cx2="http://schemas.microsoft.com/office/drawing/2015/10/21/chartex" xmlns:cx3="http://schemas.microsoft.com/office/drawing/2016/5/9/chartex" xmlns:cx4="http://schemas.microsoft.com/office/drawing/2016/5/10/chartex" xmlns:cx5="http://schemas.microsoft.com/office/drawing/2016/5/11/chartex" xmlns:cx6="http://schemas.microsoft.com/office/drawing/2016/5/12/chartex" xmlns:cx7="http://schemas.microsoft.com/office/drawing/2016/5/13/chartex" xmlns:cx8="http://schemas.microsoft.com/office/drawing/2016/5/14/chartex" xmlns:mc="http://schemas.openxmlformats.org/markup-compatibility/2006" xmlns:aink="http://schemas.microsoft.com/office/drawing/2016/ink" xmlns:am3d="http://schemas.microsoft.com/office/drawing/2017/model3d" xmlns:o="urn:schemas-microsoft-com:office:office" xmlns:oel="http://schemas.microsoft.com/office/2019/extlst" xmlns:r="http://schemas.openxmlformats.org/officeDocument/2006/relationships" xmlns:m="http://schemas.openxmlformats.org/officeDocument/2006/math" xmlns:v="urn:schemas-microsoft-com:vml" xmlns:wp14="http://schemas.microsoft.com/office/word/2010/wordprocessingDrawing" xmlns:wp="http://schemas.openxmlformats.org/drawingml/2006/wordprocessingDrawing" xmlns:w10="urn:schemas-microsoft-com:office:word" xmlns:w="http://schemas.openxmlformats.org/wordprocessingml/2006/main" xmlns:w14="http://schemas.microsoft.com/office/word/2010/wordml" xmlns:w15="http://schemas.microsoft.com/office/word/2012/wordml" xmlns:w16cex="http://schemas.microsoft.com/office/word/2018/wordml/cex" xmlns:w16cid="http://schemas.microsoft.com/office/word/2016/wordml/cid" xmlns:w16="http://schemas.microsoft.com/office/word/2018/wordml" xmlns:w16du="http://schemas.microsoft.com/office/word/2023/wordml/word16du" xmlns:w16sdtdh="http://schemas.microsoft.com/office/word/2020/wordml/sdtdatahash" xmlns:w16sdtfl="http://schemas.microsoft.com/office/word/2024/wordml/sdtformatlock" xmlns:w16se="http://schemas.microsoft.com/office/word/2015/wordml/symex" xmlns:wpg="http://schemas.microsoft.com/office/word/2010/wordprocessingGroup" xmlns:wpi="http://schemas.microsoft.com/office/word/2010/wordprocessingInk" xmlns:wne="http://schemas.microsoft.com/office/word/2006/wordml" xmlns:wps="http://schemas.microsoft.com/office/word/2010/wordprocessingShape" mc:Ignorable="w14 w15 w16se w16cid w16 w16cex w16sdtdh w16sdtfl w16du wp14">
+<w:endnotes xmlns:wpc="http://schemas.microsoft.com/office/word/2010/wordprocessingCanvas" xmlns:cx="http://schemas.microsoft.com/office/drawing/2014/chartex" xmlns:cx1="http://schemas.microsoft.com/office/drawing/2015/9/8/chartex" xmlns:cx2="http://schemas.microsoft.com/office/drawing/2015/10/21/chartex" xmlns:cx3="http://schemas.microsoft.com/office/drawing/2016/5/9/chartex" xmlns:cx4="http://schemas.microsoft.com/office/drawing/2016/5/10/chartex" xmlns:cx5="http://schemas.microsoft.com/office/drawing/2016/5/11/chartex" xmlns:cx6="http://schemas.microsoft.com/office/drawing/2016/5/12/chartex" xmlns:cx7="http://schemas.microsoft.com/office/drawing/2016/5/13/chartex" xmlns:cx8="http://schemas.microsoft.com/office/drawing/2016/5/14/chartex" xmlns:mc="http://schemas.openxmlformats.org/markup-compatibility/2006" xmlns:aink="http://schemas.microsoft.com/office/drawing/2016/ink" xmlns:am3d="http://schemas.microsoft.com/office/drawing/2017/model3d" xmlns:o="urn:schemas-microsoft-com:office:office" xmlns:oel="http://schemas.microsoft.com/office/2019/extlst" xmlns:r="http://schemas.openxmlformats.org/officeDocument/2006/relationships" xmlns:m="http://schemas.openxmlformats.org/officeDocument/2006/math" xmlns:v="urn:schemas-microsoft-com:vml" xmlns:wp14="http://schemas.microsoft.com/office/word/2010/wordprocessingDrawing" xmlns:wp="http://schemas.openxmlformats.org/drawingml/2006/wordprocessingDrawing" xmlns:w10="urn:schemas-microsoft-com:office:word" xmlns:w="http://schemas.openxmlformats.org/wordprocessingml/2006/main" xmlns:w14="http://schemas.microsoft.com/office/word/2010/wordml" xmlns:w15="http://schemas.microsoft.com/office/word/2012/wordml" xmlns:w16cei="http://schemas.microsoft.com/office/word/2026/wordml/cei" xmlns:w16cex="http://schemas.microsoft.com/office/word/2018/wordml/cex" xmlns:w16cid="http://schemas.microsoft.com/office/word/2016/wordml/cid" xmlns:w16="http://schemas.microsoft.com/office/word/2018/wordml" xmlns:w16du="http://schemas.microsoft.com/office/word/2023/wordml/word16du" xmlns:w16sdtdh="http://schemas.microsoft.com/office/word/2020/wordml/sdtdatahash" xmlns:w16sdtfl="http://schemas.microsoft.com/office/word/2024/wordml/sdtformatlock" xmlns:w16se="http://schemas.microsoft.com/office/word/2015/wordml/symex" xmlns:wpg="http://schemas.microsoft.com/office/word/2010/wordprocessingGroup" xmlns:wpi="http://schemas.microsoft.com/office/word/2010/wordprocessingInk" xmlns:wne="http://schemas.microsoft.com/office/word/2006/wordml" xmlns:wps="http://schemas.microsoft.com/office/word/2010/wordprocessingShape" mc:Ignorable="w14 w15 w16se w16cid w16 w16cex w16sdtdh w16sdtfl w16du wp14">
   <w:endnote w:type="separator" w:id="-1">
     <w:p>
       <w:r>
@@ -848,26 +987,46 @@
 </file>
 
 <file path=word/footer1.xml><?xml version="1.0" encoding="utf-8"?>
-<w:ftr xmlns:wpc="http://schemas.microsoft.com/office/word/2010/wordprocessingCanvas" xmlns:cx="http://schemas.microsoft.com/office/drawing/2014/chartex" xmlns:cx1="http://schemas.microsoft.com/office/drawing/2015/9/8/chartex" xmlns:cx2="http://schemas.microsoft.com/office/drawing/2015/10/21/chartex" xmlns:cx3="http://schemas.microsoft.com/office/drawing/2016/5/9/chartex" xmlns:cx4="http://schemas.microsoft.com/office/drawing/2016/5/10/chartex" xmlns:cx5="http://schemas.microsoft.com/office/drawing/2016/5/11/chartex" xmlns:cx6="http://schemas.microsoft.com/office/drawing/2016/5/12/chartex" xmlns:cx7="http://schemas.microsoft.com/office/drawing/2016/5/13/chartex" xmlns:cx8="http://schemas.microsoft.com/office/drawing/2016/5/14/chartex" xmlns:mc="http://schemas.openxmlformats.org/markup-compatibility/2006" xmlns:aink="http://schemas.microsoft.com/office/drawing/2016/ink" xmlns:am3d="http://schemas.microsoft.com/office/drawing/2017/model3d" xmlns:o="urn:schemas-microsoft-com:office:office" xmlns:oel="http://schemas.microsoft.com/office/2019/extlst" xmlns:r="http://schemas.openxmlformats.org/officeDocument/2006/relationships" xmlns:m="http://schemas.openxmlformats.org/officeDocument/2006/math" xmlns:v="urn:schemas-microsoft-com:vml" xmlns:wp14="http://schemas.microsoft.com/office/word/2010/wordprocessingDrawing" xmlns:wp="http://schemas.openxmlformats.org/drawingml/2006/wordprocessingDrawing" xmlns:w10="urn:schemas-microsoft-com:office:word" xmlns:w="http://schemas.openxmlformats.org/wordprocessingml/2006/main" xmlns:w14="http://schemas.microsoft.com/office/word/2010/wordml" xmlns:w15="http://schemas.microsoft.com/office/word/2012/wordml" xmlns:w16cex="http://schemas.microsoft.com/office/word/2018/wordml/cex" xmlns:w16cid="http://schemas.microsoft.com/office/word/2016/wordml/cid" xmlns:w16="http://schemas.microsoft.com/office/word/2018/wordml" xmlns:w16du="http://schemas.microsoft.com/office/word/2023/wordml/word16du" xmlns:w16sdtdh="http://schemas.microsoft.com/office/word/2020/wordml/sdtdatahash" xmlns:w16sdtfl="http://schemas.microsoft.com/office/word/2024/wordml/sdtformatlock" xmlns:w16se="http://schemas.microsoft.com/office/word/2015/wordml/symex" xmlns:wpg="http://schemas.microsoft.com/office/word/2010/wordprocessingGroup" xmlns:wpi="http://schemas.microsoft.com/office/word/2010/wordprocessingInk" xmlns:wne="http://schemas.microsoft.com/office/word/2006/wordml" xmlns:wps="http://schemas.microsoft.com/office/word/2010/wordprocessingShape" mc:Ignorable="w14 w15 w16se w16cid w16 w16cex w16sdtdh w16sdtfl w16du wp14">
+<w:ftr xmlns:wpc="http://schemas.microsoft.com/office/word/2010/wordprocessingCanvas" xmlns:cx="http://schemas.microsoft.com/office/drawing/2014/chartex" xmlns:cx1="http://schemas.microsoft.com/office/drawing/2015/9/8/chartex" xmlns:cx2="http://schemas.microsoft.com/office/drawing/2015/10/21/chartex" xmlns:cx3="http://schemas.microsoft.com/office/drawing/2016/5/9/chartex" xmlns:cx4="http://schemas.microsoft.com/office/drawing/2016/5/10/chartex" xmlns:cx5="http://schemas.microsoft.com/office/drawing/2016/5/11/chartex" xmlns:cx6="http://schemas.microsoft.com/office/drawing/2016/5/12/chartex" xmlns:cx7="http://schemas.microsoft.com/office/drawing/2016/5/13/chartex" xmlns:cx8="http://schemas.microsoft.com/office/drawing/2016/5/14/chartex" xmlns:mc="http://schemas.openxmlformats.org/markup-compatibility/2006" xmlns:aink="http://schemas.microsoft.com/office/drawing/2016/ink" xmlns:am3d="http://schemas.microsoft.com/office/drawing/2017/model3d" xmlns:o="urn:schemas-microsoft-com:office:office" xmlns:oel="http://schemas.microsoft.com/office/2019/extlst" xmlns:r="http://schemas.openxmlformats.org/officeDocument/2006/relationships" xmlns:m="http://schemas.openxmlformats.org/officeDocument/2006/math" xmlns:v="urn:schemas-microsoft-com:vml" xmlns:wp14="http://schemas.microsoft.com/office/word/2010/wordprocessingDrawing" xmlns:wp="http://schemas.openxmlformats.org/drawingml/2006/wordprocessingDrawing" xmlns:w10="urn:schemas-microsoft-com:office:word" xmlns:w="http://schemas.openxmlformats.org/wordprocessingml/2006/main" xmlns:w14="http://schemas.microsoft.com/office/word/2010/wordml" xmlns:w15="http://schemas.microsoft.com/office/word/2012/wordml" xmlns:w16cei="http://schemas.microsoft.com/office/word/2026/wordml/cei" xmlns:w16cex="http://schemas.microsoft.com/office/word/2018/wordml/cex" xmlns:w16cid="http://schemas.microsoft.com/office/word/2016/wordml/cid" xmlns:w16="http://schemas.microsoft.com/office/word/2018/wordml" xmlns:w16du="http://schemas.microsoft.com/office/word/2023/wordml/word16du" xmlns:w16sdtdh="http://schemas.microsoft.com/office/word/2020/wordml/sdtdatahash" xmlns:w16sdtfl="http://schemas.microsoft.com/office/word/2024/wordml/sdtformatlock" xmlns:w16se="http://schemas.microsoft.com/office/word/2015/wordml/symex" xmlns:wpg="http://schemas.microsoft.com/office/word/2010/wordprocessingGroup" xmlns:wpi="http://schemas.microsoft.com/office/word/2010/wordprocessingInk" xmlns:wne="http://schemas.microsoft.com/office/word/2006/wordml" xmlns:wps="http://schemas.microsoft.com/office/word/2010/wordprocessingShape" mc:Ignorable="w14 w15 w16se w16cid w16 w16cex w16sdtdh w16sdtfl w16du wp14">
   <w:p>
     <w:pPr>
-      <w:pStyle w:val="BodyText"/>
-      <w:spacing w:line="14" w:lineRule="auto"/>
-      <w:jc w:val="left"/>
       <w:rPr>
         <w:sz w:val="20"/>
       </w:rPr>
     </w:pPr>
     <w:r>
+      <w:rPr>
+        <w:sz w:val="18"/>
+      </w:rPr>
       <w:t xml:space="preserve">From J.M. Larson and H.L. Stedge, </w:t>
     </w:r>
     <w:r>
       <w:rPr>
         <w:i/>
-      </w:rPr>
-      <w:t>Clinical Simulations for the Athletic Trainer HKPropel Access</w:t>
+        <w:sz w:val="18"/>
+      </w:rPr>
+      <w:t xml:space="preserve">Clinical Simulations for the Athletic Trainer </w:t>
+    </w:r>
+    <w:proofErr w:type="spellStart"/>
+    <w:r>
+      <w:rPr>
+        <w:i/>
+        <w:sz w:val="18"/>
+      </w:rPr>
+      <w:t>HKPropel</w:t>
+    </w:r>
+    <w:proofErr w:type="spellEnd"/>
+    <w:r>
+      <w:rPr>
+        <w:i/>
+        <w:sz w:val="18"/>
+      </w:rPr>
+      <w:t xml:space="preserve"> Access</w:t>
     </w:r>
     <w:r>
+      <w:rPr>
+        <w:sz w:val="18"/>
+      </w:rPr>
       <w:t xml:space="preserve"> (Human Kinetics, 2027).</w:t>
     </w:r>
   </w:p>
@@ -875,7 +1034,7 @@
 </file>
 
 <file path=word/footnotes.xml><?xml version="1.0" encoding="utf-8"?>
-<w:footnotes xmlns:wpc="http://schemas.microsoft.com/office/word/2010/wordprocessingCanvas" xmlns:cx="http://schemas.microsoft.com/office/drawing/2014/chartex" xmlns:cx1="http://schemas.microsoft.com/office/drawing/2015/9/8/chartex" xmlns:cx2="http://schemas.microsoft.com/office/drawing/2015/10/21/chartex" xmlns:cx3="http://schemas.microsoft.com/office/drawing/2016/5/9/chartex" xmlns:cx4="http://schemas.microsoft.com/office/drawing/2016/5/10/chartex" xmlns:cx5="http://schemas.microsoft.com/office/drawing/2016/5/11/chartex" xmlns:cx6="http://schemas.microsoft.com/office/drawing/2016/5/12/chartex" xmlns:cx7="http://schemas.microsoft.com/office/drawing/2016/5/13/chartex" xmlns:cx8="http://schemas.microsoft.com/office/drawing/2016/5/14/chartex" xmlns:mc="http://schemas.openxmlformats.org/markup-compatibility/2006" xmlns:aink="http://schemas.microsoft.com/office/drawing/2016/ink" xmlns:am3d="http://schemas.microsoft.com/office/drawing/2017/model3d" xmlns:o="urn:schemas-microsoft-com:office:office" xmlns:oel="http://schemas.microsoft.com/office/2019/extlst" xmlns:r="http://schemas.openxmlformats.org/officeDocument/2006/relationships" xmlns:m="http://schemas.openxmlformats.org/officeDocument/2006/math" xmlns:v="urn:schemas-microsoft-com:vml" xmlns:wp14="http://schemas.microsoft.com/office/word/2010/wordprocessingDrawing" xmlns:wp="http://schemas.openxmlformats.org/drawingml/2006/wordprocessingDrawing" xmlns:w10="urn:schemas-microsoft-com:office:word" xmlns:w="http://schemas.openxmlformats.org/wordprocessingml/2006/main" xmlns:w14="http://schemas.microsoft.com/office/word/2010/wordml" xmlns:w15="http://schemas.microsoft.com/office/word/2012/wordml" xmlns:w16cex="http://schemas.microsoft.com/office/word/2018/wordml/cex" xmlns:w16cid="http://schemas.microsoft.com/office/word/2016/wordml/cid" xmlns:w16="http://schemas.microsoft.com/office/word/2018/wordml" xmlns:w16du="http://schemas.microsoft.com/office/word/2023/wordml/word16du" xmlns:w16sdtdh="http://schemas.microsoft.com/office/word/2020/wordml/sdtdatahash" xmlns:w16sdtfl="http://schemas.microsoft.com/office/word/2024/wordml/sdtformatlock" xmlns:w16se="http://schemas.microsoft.com/office/word/2015/wordml/symex" xmlns:wpg="http://schemas.microsoft.com/office/word/2010/wordprocessingGroup" xmlns:wpi="http://schemas.microsoft.com/office/word/2010/wordprocessingInk" xmlns:wne="http://schemas.microsoft.com/office/word/2006/wordml" xmlns:wps="http://schemas.microsoft.com/office/word/2010/wordprocessingShape" mc:Ignorable="w14 w15 w16se w16cid w16 w16cex w16sdtdh w16sdtfl w16du wp14">
+<w:footnotes xmlns:wpc="http://schemas.microsoft.com/office/word/2010/wordprocessingCanvas" xmlns:cx="http://schemas.microsoft.com/office/drawing/2014/chartex" xmlns:cx1="http://schemas.microsoft.com/office/drawing/2015/9/8/chartex" xmlns:cx2="http://schemas.microsoft.com/office/drawing/2015/10/21/chartex" xmlns:cx3="http://schemas.microsoft.com/office/drawing/2016/5/9/chartex" xmlns:cx4="http://schemas.microsoft.com/office/drawing/2016/5/10/chartex" xmlns:cx5="http://schemas.microsoft.com/office/drawing/2016/5/11/chartex" xmlns:cx6="http://schemas.microsoft.com/office/drawing/2016/5/12/chartex" xmlns:cx7="http://schemas.microsoft.com/office/drawing/2016/5/13/chartex" xmlns:cx8="http://schemas.microsoft.com/office/drawing/2016/5/14/chartex" xmlns:mc="http://schemas.openxmlformats.org/markup-compatibility/2006" xmlns:aink="http://schemas.microsoft.com/office/drawing/2016/ink" xmlns:am3d="http://schemas.microsoft.com/office/drawing/2017/model3d" xmlns:o="urn:schemas-microsoft-com:office:office" xmlns:oel="http://schemas.microsoft.com/office/2019/extlst" xmlns:r="http://schemas.openxmlformats.org/officeDocument/2006/relationships" xmlns:m="http://schemas.openxmlformats.org/officeDocument/2006/math" xmlns:v="urn:schemas-microsoft-com:vml" xmlns:wp14="http://schemas.microsoft.com/office/word/2010/wordprocessingDrawing" xmlns:wp="http://schemas.openxmlformats.org/drawingml/2006/wordprocessingDrawing" xmlns:w10="urn:schemas-microsoft-com:office:word" xmlns:w="http://schemas.openxmlformats.org/wordprocessingml/2006/main" xmlns:w14="http://schemas.microsoft.com/office/word/2010/wordml" xmlns:w15="http://schemas.microsoft.com/office/word/2012/wordml" xmlns:w16cei="http://schemas.microsoft.com/office/word/2026/wordml/cei" xmlns:w16cex="http://schemas.microsoft.com/office/word/2018/wordml/cex" xmlns:w16cid="http://schemas.microsoft.com/office/word/2016/wordml/cid" xmlns:w16="http://schemas.microsoft.com/office/word/2018/wordml" xmlns:w16du="http://schemas.microsoft.com/office/word/2023/wordml/word16du" xmlns:w16sdtdh="http://schemas.microsoft.com/office/word/2020/wordml/sdtdatahash" xmlns:w16sdtfl="http://schemas.microsoft.com/office/word/2024/wordml/sdtformatlock" xmlns:w16se="http://schemas.microsoft.com/office/word/2015/wordml/symex" xmlns:wpg="http://schemas.microsoft.com/office/word/2010/wordprocessingGroup" xmlns:wpi="http://schemas.microsoft.com/office/word/2010/wordprocessingInk" xmlns:wne="http://schemas.microsoft.com/office/word/2006/wordml" xmlns:wps="http://schemas.microsoft.com/office/word/2010/wordprocessingShape" mc:Ignorable="w14 w15 w16se w16cid w16 w16cex w16sdtdh w16sdtfl w16du wp14">
   <w:footnote w:type="separator" w:id="-1">
     <w:p>
       <w:r>
@@ -894,7 +1053,7 @@
 </file>
 
 <file path=word/numbering.xml><?xml version="1.0" encoding="utf-8"?>
-<w:numbering xmlns:wpc="http://schemas.microsoft.com/office/word/2010/wordprocessingCanvas" xmlns:cx="http://schemas.microsoft.com/office/drawing/2014/chartex" xmlns:cx1="http://schemas.microsoft.com/office/drawing/2015/9/8/chartex" xmlns:cx2="http://schemas.microsoft.com/office/drawing/2015/10/21/chartex" xmlns:cx3="http://schemas.microsoft.com/office/drawing/2016/5/9/chartex" xmlns:cx4="http://schemas.microsoft.com/office/drawing/2016/5/10/chartex" xmlns:cx5="http://schemas.microsoft.com/office/drawing/2016/5/11/chartex" xmlns:cx6="http://schemas.microsoft.com/office/drawing/2016/5/12/chartex" xmlns:cx7="http://schemas.microsoft.com/office/drawing/2016/5/13/chartex" xmlns:cx8="http://schemas.microsoft.com/office/drawing/2016/5/14/chartex" xmlns:mc="http://schemas.openxmlformats.org/markup-compatibility/2006" xmlns:aink="http://schemas.microsoft.com/office/drawing/2016/ink" xmlns:am3d="http://schemas.microsoft.com/office/drawing/2017/model3d" xmlns:o="urn:schemas-microsoft-com:office:office" xmlns:oel="http://schemas.microsoft.com/office/2019/extlst" xmlns:r="http://schemas.openxmlformats.org/officeDocument/2006/relationships" xmlns:m="http://schemas.openxmlformats.org/officeDocument/2006/math" xmlns:v="urn:schemas-microsoft-com:vml" xmlns:wp14="http://schemas.microsoft.com/office/word/2010/wordprocessingDrawing" xmlns:wp="http://schemas.openxmlformats.org/drawingml/2006/wordprocessingDrawing" xmlns:w10="urn:schemas-microsoft-com:office:word" xmlns:w="http://schemas.openxmlformats.org/wordprocessingml/2006/main" xmlns:w14="http://schemas.microsoft.com/office/word/2010/wordml" xmlns:w15="http://schemas.microsoft.com/office/word/2012/wordml" xmlns:w16cex="http://schemas.microsoft.com/office/word/2018/wordml/cex" xmlns:w16cid="http://schemas.microsoft.com/office/word/2016/wordml/cid" xmlns:w16="http://schemas.microsoft.com/office/word/2018/wordml" xmlns:w16du="http://schemas.microsoft.com/office/word/2023/wordml/word16du" xmlns:w16sdtdh="http://schemas.microsoft.com/office/word/2020/wordml/sdtdatahash" xmlns:w16sdtfl="http://schemas.microsoft.com/office/word/2024/wordml/sdtformatlock" xmlns:w16se="http://schemas.microsoft.com/office/word/2015/wordml/symex" xmlns:wpg="http://schemas.microsoft.com/office/word/2010/wordprocessingGroup" xmlns:wpi="http://schemas.microsoft.com/office/word/2010/wordprocessingInk" xmlns:wne="http://schemas.microsoft.com/office/word/2006/wordml" xmlns:wps="http://schemas.microsoft.com/office/word/2010/wordprocessingShape" mc:Ignorable="w14 w15 w16se w16cid w16 w16cex w16sdtdh w16sdtfl w16du wp14">
+<w:numbering xmlns:wpc="http://schemas.microsoft.com/office/word/2010/wordprocessingCanvas" xmlns:cx="http://schemas.microsoft.com/office/drawing/2014/chartex" xmlns:cx1="http://schemas.microsoft.com/office/drawing/2015/9/8/chartex" xmlns:cx2="http://schemas.microsoft.com/office/drawing/2015/10/21/chartex" xmlns:cx3="http://schemas.microsoft.com/office/drawing/2016/5/9/chartex" xmlns:cx4="http://schemas.microsoft.com/office/drawing/2016/5/10/chartex" xmlns:cx5="http://schemas.microsoft.com/office/drawing/2016/5/11/chartex" xmlns:cx6="http://schemas.microsoft.com/office/drawing/2016/5/12/chartex" xmlns:cx7="http://schemas.microsoft.com/office/drawing/2016/5/13/chartex" xmlns:cx8="http://schemas.microsoft.com/office/drawing/2016/5/14/chartex" xmlns:mc="http://schemas.openxmlformats.org/markup-compatibility/2006" xmlns:aink="http://schemas.microsoft.com/office/drawing/2016/ink" xmlns:am3d="http://schemas.microsoft.com/office/drawing/2017/model3d" xmlns:o="urn:schemas-microsoft-com:office:office" xmlns:oel="http://schemas.microsoft.com/office/2019/extlst" xmlns:r="http://schemas.openxmlformats.org/officeDocument/2006/relationships" xmlns:m="http://schemas.openxmlformats.org/officeDocument/2006/math" xmlns:v="urn:schemas-microsoft-com:vml" xmlns:wp14="http://schemas.microsoft.com/office/word/2010/wordprocessingDrawing" xmlns:wp="http://schemas.openxmlformats.org/drawingml/2006/wordprocessingDrawing" xmlns:w10="urn:schemas-microsoft-com:office:word" xmlns:w="http://schemas.openxmlformats.org/wordprocessingml/2006/main" xmlns:w14="http://schemas.microsoft.com/office/word/2010/wordml" xmlns:w15="http://schemas.microsoft.com/office/word/2012/wordml" xmlns:w16cei="http://schemas.microsoft.com/office/word/2026/wordml/cei" xmlns:w16cex="http://schemas.microsoft.com/office/word/2018/wordml/cex" xmlns:w16cid="http://schemas.microsoft.com/office/word/2016/wordml/cid" xmlns:w16="http://schemas.microsoft.com/office/word/2018/wordml" xmlns:w16du="http://schemas.microsoft.com/office/word/2023/wordml/word16du" xmlns:w16sdtdh="http://schemas.microsoft.com/office/word/2020/wordml/sdtdatahash" xmlns:w16sdtfl="http://schemas.microsoft.com/office/word/2024/wordml/sdtformatlock" xmlns:w16se="http://schemas.microsoft.com/office/word/2015/wordml/symex" xmlns:wpg="http://schemas.microsoft.com/office/word/2010/wordprocessingGroup" xmlns:wpi="http://schemas.microsoft.com/office/word/2010/wordprocessingInk" xmlns:wne="http://schemas.microsoft.com/office/word/2006/wordml" xmlns:wps="http://schemas.microsoft.com/office/word/2010/wordprocessingShape" mc:Ignorable="w14 w15 w16se w16cid w16 w16cex w16sdtdh w16sdtfl w16du wp14">
   <w:abstractNum w:abstractNumId="0" w15:restartNumberingAfterBreak="0">
     <w:nsid w:val="89321F4C"/>
     <w:multiLevelType w:val="hybridMultilevel"/>
@@ -3202,6 +3361,9 @@
     <w:name w:val="Normal"/>
     <w:qFormat/>
     <w:rsid w:val="009C7546"/>
+    <w:rPr>
+      <w:rFonts w:ascii="Aptos" w:eastAsia="Aptos" w:hAnsi="Aptos" w:cs="Aptos"/>
+    </w:rPr>
   </w:style>
   <w:style w:type="paragraph" w:styleId="Heading1">
     <w:name w:val="heading 1"/>
@@ -3243,7 +3405,7 @@
     <w:rPr>
       <w:rFonts w:asciiTheme="majorHAnsi" w:eastAsiaTheme="majorEastAsia" w:hAnsiTheme="majorHAnsi" w:cstheme="majorBidi"/>
       <w:color w:val="0F4761" w:themeColor="accent1" w:themeShade="BF"/>
-      <w:sz w:val="32"/>
+      <w:sz w:val="40"/>
       <w:szCs w:val="32"/>
     </w:rPr>
   </w:style>
@@ -3266,7 +3428,7 @@
     <w:rPr>
       <w:rFonts w:eastAsiaTheme="majorEastAsia" w:cstheme="majorBidi"/>
       <w:color w:val="0F4761" w:themeColor="accent1" w:themeShade="BF"/>
-      <w:sz w:val="28"/>
+      <w:sz w:val="40"/>
       <w:szCs w:val="28"/>
     </w:rPr>
   </w:style>
@@ -3291,6 +3453,7 @@
       <w:i/>
       <w:iCs/>
       <w:color w:val="0F4761" w:themeColor="accent1" w:themeShade="BF"/>
+      <w:sz w:val="40"/>
     </w:rPr>
   </w:style>
   <w:style w:type="paragraph" w:styleId="Heading5">
@@ -3312,6 +3475,7 @@
     <w:rPr>
       <w:rFonts w:eastAsiaTheme="majorEastAsia" w:cstheme="majorBidi"/>
       <w:color w:val="0F4761" w:themeColor="accent1" w:themeShade="BF"/>
+      <w:sz w:val="40"/>
     </w:rPr>
   </w:style>
   <w:style w:type="paragraph" w:styleId="Heading6">
@@ -3335,6 +3499,7 @@
       <w:i/>
       <w:iCs/>
       <w:color w:val="595959" w:themeColor="text1" w:themeTint="A6"/>
+      <w:sz w:val="40"/>
     </w:rPr>
   </w:style>
   <w:style w:type="paragraph" w:styleId="Heading7">
@@ -3356,6 +3521,7 @@
     <w:rPr>
       <w:rFonts w:eastAsiaTheme="majorEastAsia" w:cstheme="majorBidi"/>
       <w:color w:val="595959" w:themeColor="text1" w:themeTint="A6"/>
+      <w:sz w:val="40"/>
     </w:rPr>
   </w:style>
   <w:style w:type="paragraph" w:styleId="Heading8">
@@ -3378,6 +3544,7 @@
       <w:i/>
       <w:iCs/>
       <w:color w:val="272727" w:themeColor="text1" w:themeTint="D8"/>
+      <w:sz w:val="40"/>
     </w:rPr>
   </w:style>
   <w:style w:type="paragraph" w:styleId="Heading9">
@@ -3398,6 +3565,7 @@
     <w:rPr>
       <w:rFonts w:eastAsiaTheme="majorEastAsia" w:cstheme="majorBidi"/>
       <w:color w:val="272727" w:themeColor="text1" w:themeTint="D8"/>
+      <w:sz w:val="40"/>
     </w:rPr>
   </w:style>
   <w:style w:type="character" w:default="1" w:styleId="DefaultParagraphFont">
